--- a/Krishna Ramos Jain Resume - full.docx
+++ b/Krishna Ramos Jain Resume - full.docx
@@ -454,15 +454,7 @@
         <w:t>Animation:</w:t>
       </w:r>
       <w:r>
-        <w:t xml:space="preserve"> Animated, </w:t>
-      </w:r>
-      <w:proofErr w:type="gramStart"/>
-      <w:r>
-        <w:t>roughed</w:t>
-      </w:r>
-      <w:proofErr w:type="gramEnd"/>
-      <w:r>
-        <w:t>, and in-</w:t>
+        <w:t xml:space="preserve"> Animated, roughed, and in-</w:t>
       </w:r>
       <w:proofErr w:type="spellStart"/>
       <w:r>
@@ -497,7 +489,7 @@
         <w:t xml:space="preserve"> </w:t>
       </w:r>
       <w:r>
-        <w:t>Applies systems thinking to production work, automating repetitive tasks that were previously done manually. Self-initiated scripts are marked with an asterisk (*).</w:t>
+        <w:t>Applies systems thinking to production work, automating repetitive tasks that were previously done manually. Self-initiated scripts are marked with an asterisk (*)</w:t>
       </w:r>
       <w:r>
         <w:t>:</w:t>
